--- a/TSDD/2021/1/4/TSDD_supplementary_01.04_33.docx
+++ b/TSDD/2021/1/4/TSDD_supplementary_01.04_33.docx
@@ -14,7 +14,7 @@
           <w:rFonts w:hint="eastAsia"/>
           <w:lang w:val="en-US" w:eastAsia="zh-CN"/>
         </w:rPr>
-        <w:t>TSDD</w:t>
+        <w:t>TSDD1</w:t>
       </w:r>
       <w:bookmarkStart w:id="0" w:name="_GoBack"/>
       <w:bookmarkEnd w:id="0"/>
